--- a/EXPORTS/DOCX/published/niveau2/English/CivilServants.docx
+++ b/EXPORTS/DOCX/published/niveau2/English/CivilServants.docx
@@ -253,7 +253,32 @@
           <w:color w:val="000000"/>
           <w:sz w:val="24"/>
         </w:rPr>
-        <w:t>re partly m</w:t>
+        <w:hyperlink r:id="rId9" w:history="1">
+          <w:r>
+            <w:rPr>
+              <w:rStyle w:val="Hyperlink"/>
+            </w:rPr>
+            <w:t>re par</w:t>
+          </w:r>
+        </w:hyperlink>
+      </w:r>
+      <w:r>
+        <w:rPr>
+          <w:u w:val="single" w:color="0000ff"/>
+          <w:rFonts w:ascii="Charis SIL Regular" w:hAnsi="Charis SIL Regular" w:eastAsia="Charis SIL Regular"/>
+          <w:b w:val="0"/>
+          <w:i w:val="0"/>
+          <w:color w:val="000000"/>
+          <w:sz w:val="24"/>
+        </w:rPr>
+        <w:hyperlink r:id="rId9" w:history="1">
+          <w:r>
+            <w:rPr>
+              <w:rStyle w:val="Hyperlink"/>
+            </w:rPr>
+            <w:t>tly m</w:t>
+          </w:r>
+        </w:hyperlink>
       </w:r>
       <w:r>
         <w:rPr>
@@ -533,15 +558,9 @@
           <w:i w:val="0"/>
           <w:color w:val="0000FF"/>
           <w:sz w:val="24"/>
-        </w:rPr>
-        <w:hyperlink r:id="rId11" w:history="1">
-          <w:r>
-            <w:rPr>
-              <w:rStyle w:val="Hyperlink"/>
-            </w:rPr>
-            <w:t>fl</w:t>
-          </w:r>
-        </w:hyperlink>
+          <w:u w:val="single"/>
+        </w:rPr>
+        <w:t>fl</w:t>
       </w:r>
       <w:r>
         <w:rPr>
@@ -815,53 +834,7 @@
           <w:color w:val="000000"/>
           <w:sz w:val="24"/>
         </w:rPr>
-        <w:t>Sciences), w</w:t>
-      </w:r>
-      <w:r>
-        <w:rPr>
-          <w:u w:val="single" w:color="0000ff"/>
-          <w:rFonts w:ascii="Charis SIL Regular" w:hAnsi="Charis SIL Regular" w:eastAsia="Charis SIL Regular"/>
-          <w:b w:val="0"/>
-          <w:i w:val="0"/>
-          <w:color w:val="000000"/>
-          <w:sz w:val="24"/>
-        </w:rPr>
-        <w:hyperlink r:id="rId12" w:history="1">
-          <w:r>
-            <w:rPr>
-              <w:rStyle w:val="Hyperlink"/>
-            </w:rPr>
-            <w:t>hich would t</w:t>
-          </w:r>
-        </w:hyperlink>
-      </w:r>
-      <w:r>
-        <w:rPr>
-          <w:rFonts w:ascii="Charis SIL Regular" w:hAnsi="Charis SIL Regular" w:eastAsia="Charis SIL Regular"/>
-          <w:b w:val="0"/>
-          <w:i w:val="0"/>
-          <w:color w:val="000000"/>
-          <w:sz w:val="24"/>
-        </w:rPr>
-        <w:t>hen distribute</w:t>
-      </w:r>
-      <w:r>
-        <w:rPr>
-          <w:u w:val="single" w:color="0000ff"/>
-          <w:rFonts w:ascii="Charis SIL Regular" w:hAnsi="Charis SIL Regular" w:eastAsia="Charis SIL Regular"/>
-          <w:b w:val="0"/>
-          <w:i w:val="0"/>
-          <w:color w:val="000000"/>
-          <w:sz w:val="24"/>
-        </w:rPr>
-        <w:hyperlink r:id="rId12" w:history="1">
-          <w:r>
-            <w:rPr>
-              <w:rStyle w:val="Hyperlink"/>
-            </w:rPr>
-            <w:t xml:space="preserve"> th</w:t>
-          </w:r>
-        </w:hyperlink>
+        <w:t>Sciences), which would then distribute th</w:t>
       </w:r>
       <w:r>
         <w:rPr>
@@ -1297,7 +1270,54 @@
           <w:color w:val="000000"/>
           <w:sz w:val="24"/>
         </w:rPr>
-        <w:t>relating to the Dutch East Indi</w:t>
+        <w:t>relating to the Du</w:t>
+      </w:r>
+      <w:r>
+        <w:rPr>
+          <w:u w:val="single" w:color="0000ff"/>
+          <w:rFonts w:ascii="Charis SIL Regular" w:hAnsi="Charis SIL Regular" w:eastAsia="Charis SIL Regular"/>
+          <w:b w:val="0"/>
+          <w:i w:val="0"/>
+          <w:color w:val="000000"/>
+          <w:sz w:val="24"/>
+        </w:rPr>
+        <w:hyperlink r:id="rId15" w:history="1">
+          <w:r>
+            <w:rPr>
+              <w:rStyle w:val="Hyperlink"/>
+            </w:rPr>
+            <w:t>tch</w:t>
+          </w:r>
+        </w:hyperlink>
+      </w:r>
+      <w:r>
+        <w:rPr>
+          <w:u w:val="single" w:color="0000ff"/>
+          <w:rFonts w:ascii="Charis SIL Regular" w:hAnsi="Charis SIL Regular" w:eastAsia="Charis SIL Regular"/>
+          <w:b w:val="0"/>
+          <w:i w:val="0"/>
+          <w:color w:val="000000"/>
+          <w:sz w:val="24"/>
+        </w:rPr>
+        <w:t xml:space="preserve"> </w:t>
+      </w:r>
+      <w:r>
+        <w:rPr>
+          <w:u w:val="single" w:color="0000ff"/>
+          <w:rFonts w:ascii="Charis SIL Regular" w:hAnsi="Charis SIL Regular" w:eastAsia="Charis SIL Regular"/>
+          <w:b w:val="0"/>
+          <w:i w:val="0"/>
+          <w:color w:val="000000"/>
+          <w:sz w:val="24"/>
+        </w:rPr>
+        <w:hyperlink r:id="rId15" w:history="1">
+          <w:r>
+            <w:rPr>
+              <w:rStyle w:val="Hyperlink"/>
+            </w:rPr>
+            <w:t>East Indi</w:t>
+          </w:r>
+        </w:hyperlink>
       </w:r>
       <w:r>
         <w:rPr>
@@ -1636,14 +1656,20 @@
       </w:r>
       <w:r>
         <w:rPr>
-          <w:u w:val="single" w:color="0000ff"/>
           <w:rFonts w:ascii="Charis SIL Regular" w:hAnsi="Charis SIL Regular" w:eastAsia="Charis SIL Regular"/>
           <w:b w:val="0"/>
           <w:i w:val="0"/>
           <w:color w:val="000000"/>
           <w:sz w:val="24"/>
         </w:rPr>
-        <w:t>s</w:t>
+        <w:hyperlink r:id="rId17" w:history="1">
+          <w:r>
+            <w:rPr>
+              <w:rStyle w:val="Hyperlink"/>
+            </w:rPr>
+            <w:t>s</w:t>
+          </w:r>
+        </w:hyperlink>
       </w:r>
       <w:r>
         <w:rPr>
@@ -2182,7 +2208,7 @@
           <w:sz w:val="24"/>
           <w:u w:val="single"/>
         </w:rPr>
-        <w:t>Scientific research in col</w:t>
+        <w:t>Scientific research in colo</w:t>
       </w:r>
       <w:r>
         <w:rPr>
@@ -2193,7 +2219,7 @@
           <w:sz w:val="24"/>
           <w:u w:val="single"/>
         </w:rPr>
-        <w:t>o</w:t>
+        <w:t>nised territorie</w:t>
       </w:r>
       <w:r>
         <w:rPr>
@@ -2202,9 +2228,8 @@
           <w:i w:val="0"/>
           <w:color w:val="0000FF"/>
           <w:sz w:val="24"/>
-          <w:u w:val="single"/>
-        </w:rPr>
-        <w:t>nised territories</w:t>
+        </w:rPr>
+        <w:t>s</w:t>
       </w:r>
       <w:r>
         <w:br/>
@@ -4855,7 +4880,7 @@
           <w:sz w:val="24"/>
           <w:u w:val="single"/>
         </w:rPr>
-        <w:hyperlink r:id="rId29" w:history="1">
+        <w:hyperlink r:id="rId30" w:history="1">
           <w:r>
             <w:rPr>
               <w:rStyle w:val="Hyperlink"/>
@@ -4956,7 +4981,7 @@
           <w:sz w:val="24"/>
           <w:u w:val="single"/>
         </w:rPr>
-        <w:hyperlink r:id="rId30" w:history="1">
+        <w:hyperlink r:id="rId31" w:history="1">
           <w:r>
             <w:rPr>
               <w:rStyle w:val="Hyperlink"/>
@@ -4974,7 +4999,7 @@
           <w:sz w:val="24"/>
           <w:u w:val="single"/>
         </w:rPr>
-        <w:hyperlink r:id="rId30" w:history="1">
+        <w:hyperlink r:id="rId31" w:history="1">
           <w:r>
             <w:rPr>
               <w:rStyle w:val="Hyperlink"/>
@@ -4992,7 +5017,7 @@
           <w:sz w:val="24"/>
           <w:u w:val="single"/>
         </w:rPr>
-        <w:hyperlink r:id="rId30" w:history="1">
+        <w:hyperlink r:id="rId31" w:history="1">
           <w:r>
             <w:rPr>
               <w:rStyle w:val="Hyperlink"/>
@@ -5020,7 +5045,7 @@
           <w:sz w:val="24"/>
           <w:u w:val="single"/>
         </w:rPr>
-        <w:hyperlink r:id="rId31" w:history="1">
+        <w:hyperlink r:id="rId32" w:history="1">
           <w:r>
             <w:rPr>
               <w:rStyle w:val="Hyperlink"/>
@@ -5049,7 +5074,7 @@
           <w:sz w:val="24"/>
           <w:u w:val="single"/>
         </w:rPr>
-        <w:hyperlink r:id="rId31" w:history="1">
+        <w:hyperlink r:id="rId32" w:history="1">
           <w:r>
             <w:rPr>
               <w:rStyle w:val="Hyperlink"/>
@@ -5077,7 +5102,7 @@
           <w:sz w:val="24"/>
           <w:u w:val="single"/>
         </w:rPr>
-        <w:hyperlink r:id="rId30" w:history="1">
+        <w:hyperlink r:id="rId31" w:history="1">
           <w:r>
             <w:rPr>
               <w:rStyle w:val="Hyperlink"/>
@@ -5095,7 +5120,7 @@
           <w:sz w:val="24"/>
           <w:u w:val="single"/>
         </w:rPr>
-        <w:hyperlink r:id="rId30" w:history="1">
+        <w:hyperlink r:id="rId31" w:history="1">
           <w:r>
             <w:rPr>
               <w:rStyle w:val="Hyperlink"/>
@@ -5124,7 +5149,7 @@
           <w:sz w:val="24"/>
           <w:u w:val="single"/>
         </w:rPr>
-        <w:hyperlink r:id="rId30" w:history="1">
+        <w:hyperlink r:id="rId31" w:history="1">
           <w:r>
             <w:rPr>
               <w:rStyle w:val="Hyperlink"/>

--- a/EXPORTS/DOCX/published/niveau2/English/CivilServants.docx
+++ b/EXPORTS/DOCX/published/niveau2/English/CivilServants.docx
@@ -242,25 +242,7 @@
           <w:color w:val="000000"/>
           <w:sz w:val="24"/>
         </w:rPr>
-        <w:t xml:space="preserve"> in particular had a large number of civil servants, who we</w:t>
-      </w:r>
-      <w:r>
-        <w:rPr>
-          <w:u w:val="single" w:color="0000ff"/>
-          <w:rFonts w:ascii="Charis SIL Regular" w:hAnsi="Charis SIL Regular" w:eastAsia="Charis SIL Regular"/>
-          <w:b w:val="0"/>
-          <w:i w:val="0"/>
-          <w:color w:val="000000"/>
-          <w:sz w:val="24"/>
-        </w:rPr>
-        <w:hyperlink r:id="rId9" w:history="1">
-          <w:r>
-            <w:rPr>
-              <w:rStyle w:val="Hyperlink"/>
-            </w:rPr>
-            <w:t>re par</w:t>
-          </w:r>
-        </w:hyperlink>
+        <w:t xml:space="preserve"> in particular had a large number of civil servants, who were par</w:t>
       </w:r>
       <w:r>
         <w:rPr>
@@ -828,13 +810,122 @@
       </w:r>
       <w:r>
         <w:rPr>
+          <w:u w:val="single" w:color="0000ff"/>
           <w:rFonts w:ascii="Charis SIL Regular" w:hAnsi="Charis SIL Regular" w:eastAsia="Charis SIL Regular"/>
           <w:b w:val="0"/>
           <w:i w:val="0"/>
           <w:color w:val="000000"/>
           <w:sz w:val="24"/>
         </w:rPr>
-        <w:t>Sciences), which would then distribute th</w:t>
+        <w:t>Sciences), w</w:t>
+      </w:r>
+      <w:r>
+        <w:rPr>
+          <w:u w:val="single" w:color="0000ff"/>
+          <w:rFonts w:ascii="Charis SIL Regular" w:hAnsi="Charis SIL Regular" w:eastAsia="Charis SIL Regular"/>
+          <w:b w:val="0"/>
+          <w:i w:val="0"/>
+          <w:color w:val="000000"/>
+          <w:sz w:val="24"/>
+        </w:rPr>
+        <w:hyperlink r:id="rId12" w:history="1">
+          <w:r>
+            <w:rPr>
+              <w:rStyle w:val="Hyperlink"/>
+            </w:rPr>
+            <w:t>hich would t</w:t>
+          </w:r>
+        </w:hyperlink>
+      </w:r>
+      <w:r>
+        <w:rPr>
+          <w:u w:val="single" w:color="0000ff"/>
+          <w:rFonts w:ascii="Charis SIL Regular" w:hAnsi="Charis SIL Regular" w:eastAsia="Charis SIL Regular"/>
+          <w:b w:val="0"/>
+          <w:i w:val="0"/>
+          <w:color w:val="000000"/>
+          <w:sz w:val="24"/>
+        </w:rPr>
+        <w:hyperlink r:id="rId12" w:history="1">
+          <w:r>
+            <w:rPr>
+              <w:rStyle w:val="Hyperlink"/>
+            </w:rPr>
+            <w:t>h</w:t>
+          </w:r>
+        </w:hyperlink>
+      </w:r>
+      <w:r>
+        <w:rPr>
+          <w:u w:val="single" w:color="0000ff"/>
+          <w:rFonts w:ascii="Charis SIL Regular" w:hAnsi="Charis SIL Regular" w:eastAsia="Charis SIL Regular"/>
+          <w:b w:val="0"/>
+          <w:i w:val="0"/>
+          <w:color w:val="000000"/>
+          <w:sz w:val="24"/>
+        </w:rPr>
+        <w:hyperlink r:id="rId12" w:history="1">
+          <w:r>
+            <w:rPr>
+              <w:rStyle w:val="Hyperlink"/>
+            </w:rPr>
+            <w:t xml:space="preserve">en </w:t>
+          </w:r>
+        </w:hyperlink>
+      </w:r>
+      <w:r>
+        <w:rPr>
+          <w:u w:val="single" w:color="0000ff"/>
+          <w:rFonts w:ascii="Charis SIL Regular" w:hAnsi="Charis SIL Regular" w:eastAsia="Charis SIL Regular"/>
+          <w:b w:val="0"/>
+          <w:i w:val="0"/>
+          <w:color w:val="000000"/>
+          <w:sz w:val="24"/>
+        </w:rPr>
+        <w:hyperlink r:id="rId12" w:history="1">
+          <w:r>
+            <w:rPr>
+              <w:rStyle w:val="Hyperlink"/>
+            </w:rPr>
+            <w:t>d</w:t>
+          </w:r>
+        </w:hyperlink>
+      </w:r>
+      <w:r>
+        <w:rPr>
+          <w:u w:val="single" w:color="0000ff"/>
+          <w:rFonts w:ascii="Charis SIL Regular" w:hAnsi="Charis SIL Regular" w:eastAsia="Charis SIL Regular"/>
+          <w:b w:val="0"/>
+          <w:i w:val="0"/>
+          <w:color w:val="000000"/>
+          <w:sz w:val="24"/>
+        </w:rPr>
+        <w:hyperlink r:id="rId12" w:history="1">
+          <w:r>
+            <w:rPr>
+              <w:rStyle w:val="Hyperlink"/>
+            </w:rPr>
+            <w:t>istribute</w:t>
+          </w:r>
+        </w:hyperlink>
+      </w:r>
+      <w:r>
+        <w:rPr>
+          <w:u w:val="single" w:color="0000ff"/>
+          <w:rFonts w:ascii="Charis SIL Regular" w:hAnsi="Charis SIL Regular" w:eastAsia="Charis SIL Regular"/>
+          <w:b w:val="0"/>
+          <w:i w:val="0"/>
+          <w:color w:val="000000"/>
+          <w:sz w:val="24"/>
+        </w:rPr>
+        <w:hyperlink r:id="rId12" w:history="1">
+          <w:r>
+            <w:rPr>
+              <w:rStyle w:val="Hyperlink"/>
+            </w:rPr>
+            <w:t xml:space="preserve"> th</w:t>
+          </w:r>
+        </w:hyperlink>
       </w:r>
       <w:r>
         <w:rPr>
@@ -2208,7 +2299,7 @@
           <w:sz w:val="24"/>
           <w:u w:val="single"/>
         </w:rPr>
-        <w:t>Scientific research in colo</w:t>
+        <w:t>Scientific research in col</w:t>
       </w:r>
       <w:r>
         <w:rPr>
@@ -2219,7 +2310,7 @@
           <w:sz w:val="24"/>
           <w:u w:val="single"/>
         </w:rPr>
-        <w:t>nised territorie</w:t>
+        <w:t>o</w:t>
       </w:r>
       <w:r>
         <w:rPr>
@@ -2228,8 +2319,9 @@
           <w:i w:val="0"/>
           <w:color w:val="0000FF"/>
           <w:sz w:val="24"/>
-        </w:rPr>
-        <w:t>s</w:t>
+          <w:u w:val="single"/>
+        </w:rPr>
+        <w:t>nised territories</w:t>
       </w:r>
       <w:r>
         <w:br/>
@@ -3268,15 +3360,9 @@
           <w:i w:val="0"/>
           <w:color w:val="0000FF"/>
           <w:sz w:val="24"/>
-        </w:rPr>
-        <w:hyperlink r:id="rId22" w:history="1">
-          <w:r>
-            <w:rPr>
-              <w:rStyle w:val="Hyperlink"/>
-            </w:rPr>
-            <w:t>.n</w:t>
-          </w:r>
-        </w:hyperlink>
+          <w:u w:val="single"/>
+        </w:rPr>
+        <w:t>.n</w:t>
       </w:r>
       <w:r>
         <w:rPr>
